--- a/actions/recognition_instruction.docx
+++ b/actions/recognition_instruction.docx
@@ -75,7 +75,7 @@
               <w:pStyle w:val="Compact"/>
             </w:pPr>
             <w:r>
-              <w:t xml:space="preserve">1</w:t>
+              <w:t xml:space="preserve">2</w:t>
             </w:r>
           </w:p>
         </w:tc>
@@ -123,7 +123,7 @@
               <w:pStyle w:val="Compact"/>
             </w:pPr>
             <w:r>
-              <w:t xml:space="preserve">2026-06-09T00:00:00Z</w:t>
+              <w:t xml:space="preserve">2026-07-02T00:00:00Z</w:t>
             </w:r>
           </w:p>
         </w:tc>
@@ -203,7 +203,106 @@
     </w:tbl>
     <w:p>
       <w:pPr>
-        <w:pStyle w:val="BodyText"/>
+        <w:pStyle w:val="BlockText"/>
+      </w:pPr>
+      <w:r>
+        <w:rPr>
+          <w:b/>
+          <w:bCs/>
+        </w:rPr>
+        <w:t xml:space="preserve">Revision 2 (2026-07-02):</w:t>
+      </w:r>
+      <w:r>
+        <w:t xml:space="preserve"> </w:t>
+      </w:r>
+      <w:r>
+        <w:t xml:space="preserve">added the fifth grammar form — the arrow form</w:t>
+      </w:r>
+      <w:r>
+        <w:t xml:space="preserve"> </w:t>
+      </w:r>
+      <w:r>
+        <w:rPr>
+          <w:rStyle w:val="VerbatimChar"/>
+        </w:rPr>
+        <w:t xml:space="preserve">ACTION_NAME ---&gt; &lt;rest&gt;</w:t>
+      </w:r>
+      <w:r>
+        <w:t xml:space="preserve"> </w:t>
+      </w:r>
+      <w:r>
+        <w:t xml:space="preserve">(and namespaced</w:t>
+      </w:r>
+      <w:r>
+        <w:t xml:space="preserve"> </w:t>
+      </w:r>
+      <w:r>
+        <w:rPr>
+          <w:rStyle w:val="VerbatimChar"/>
+        </w:rPr>
+        <w:t xml:space="preserve">PREFIX::ACTION_NAME ---&gt; &lt;rest&gt;</w:t>
+      </w:r>
+      <w:r>
+        <w:t xml:space="preserve">) —</w:t>
+      </w:r>
+      <w:r>
+        <w:t xml:space="preserve"> </w:t>
+      </w:r>
+      <w:r>
+        <w:t xml:space="preserve">as a first-class equivalent delimiter alongside</w:t>
+      </w:r>
+      <w:r>
+        <w:t xml:space="preserve"> </w:t>
+      </w:r>
+      <w:r>
+        <w:rPr>
+          <w:rStyle w:val="VerbatimChar"/>
+        </w:rPr>
+        <w:t xml:space="preserve">::</w:t>
+      </w:r>
+      <w:r>
+        <w:t xml:space="preserve"> </w:t>
+      </w:r>
+      <w:r>
+        <w:t xml:space="preserve">and</w:t>
+      </w:r>
+      <w:r>
+        <w:t xml:space="preserve"> </w:t>
+      </w:r>
+      <w:r>
+        <w:rPr>
+          <w:rStyle w:val="VerbatimChar"/>
+        </w:rPr>
+        <w:t xml:space="preserve">/</w:t>
+      </w:r>
+      <w:r>
+        <w:t xml:space="preserve">, plus the second</w:t>
+      </w:r>
+      <w:r>
+        <w:t xml:space="preserve"> </w:t>
+      </w:r>
+      <w:r>
+        <w:t xml:space="preserve">registered action</w:t>
+      </w:r>
+      <w:r>
+        <w:t xml:space="preserve"> </w:t>
+      </w:r>
+      <w:r>
+        <w:rPr>
+          <w:rStyle w:val="VerbatimChar"/>
+        </w:rPr>
+        <w:t xml:space="preserve">REMINDER</w:t>
+      </w:r>
+      <w:r>
+        <w:t xml:space="preserve"> </w:t>
+      </w:r>
+      <w:r>
+        <w:t xml:space="preserve">(verify-don't-assume status re-surfacing).</w:t>
+      </w:r>
+    </w:p>
+    <w:p>
+      <w:pPr>
+        <w:pStyle w:val="FirstParagraph"/>
       </w:pPr>
       <w:r>
         <w:t xml:space="preserve">This file holds the</w:t>
@@ -471,13 +570,19 @@
           <w:b/>
           <w:bCs/>
         </w:rPr>
-        <w:t xml:space="preserve">2026-06-09; GRAMMAR_ADDENDUM 2026-06-09).</w:t>
-      </w:r>
-      <w:r>
-        <w:t xml:space="preserve"> </w:t>
-      </w:r>
-      <w:r>
-        <w:t xml:space="preserve">When a user prompt's FIRST</w:t>
+        <w:t xml:space="preserve">2026-06-09; GRAMMAR_ADDENDUM 2026-06-09; arrow form 2026-07-02).</w:t>
+      </w:r>
+      <w:r>
+        <w:t xml:space="preserve"> </w:t>
+      </w:r>
+      <w:r>
+        <w:t xml:space="preserve">When a</w:t>
+      </w:r>
+      <w:r>
+        <w:t xml:space="preserve"> </w:t>
+      </w:r>
+      <w:r>
+        <w:t xml:space="preserve">user prompt's FIRST</w:t>
       </w:r>
       <w:r>
         <w:t xml:space="preserve"> </w:t>
@@ -565,7 +670,7 @@
           <w:b/>
           <w:bCs/>
         </w:rPr>
-        <w:t xml:space="preserve">Four EQUIVALENT forms</w:t>
+        <w:t xml:space="preserve">Five EQUIVALENT forms</w:t>
       </w:r>
       <w:r>
         <w:t xml:space="preserve"> </w:t>
@@ -667,7 +772,43 @@
         <w:t xml:space="preserve"> </w:t>
       </w:r>
       <w:r>
-        <w:t xml:space="preserve">(namespaced slash). Thus</w:t>
+        <w:t xml:space="preserve">(namespaced slash),</w:t>
+      </w:r>
+      <w:r>
+        <w:t xml:space="preserve"> </w:t>
+      </w:r>
+      <w:r>
+        <w:t xml:space="preserve">(5)</w:t>
+      </w:r>
+      <w:r>
+        <w:t xml:space="preserve"> </w:t>
+      </w:r>
+      <w:r>
+        <w:rPr>
+          <w:rStyle w:val="VerbatimChar"/>
+        </w:rPr>
+        <w:t xml:space="preserve">ACTION_NAME ---&gt; &lt;rest&gt;</w:t>
+      </w:r>
+      <w:r>
+        <w:t xml:space="preserve"> </w:t>
+      </w:r>
+      <w:r>
+        <w:t xml:space="preserve">(bare arrow) ≡</w:t>
+      </w:r>
+      <w:r>
+        <w:t xml:space="preserve"> </w:t>
+      </w:r>
+      <w:r>
+        <w:rPr>
+          <w:rStyle w:val="VerbatimChar"/>
+        </w:rPr>
+        <w:t xml:space="preserve">PREFIX::ACTION_NAME ---&gt; &lt;rest&gt;</w:t>
+      </w:r>
+      <w:r>
+        <w:t xml:space="preserve"> </w:t>
+      </w:r>
+      <w:r>
+        <w:t xml:space="preserve">(namespaced arrow). Thus</w:t>
       </w:r>
       <w:r>
         <w:t xml:space="preserve"> </w:t>
@@ -722,6 +863,36 @@
           <w:rStyle w:val="VerbatimChar"/>
         </w:rPr>
         <w:t xml:space="preserve">/DEFAULT::BACKGROUND x</w:t>
+      </w:r>
+      <w:r>
+        <w:t xml:space="preserve"> </w:t>
+      </w:r>
+      <w:r>
+        <w:t xml:space="preserve">≡</w:t>
+      </w:r>
+      <w:r>
+        <w:t xml:space="preserve"> </w:t>
+      </w:r>
+      <w:r>
+        <w:rPr>
+          <w:rStyle w:val="VerbatimChar"/>
+        </w:rPr>
+        <w:t xml:space="preserve">BACKGROUND ---&gt; x</w:t>
+      </w:r>
+      <w:r>
+        <w:t xml:space="preserve"> </w:t>
+      </w:r>
+      <w:r>
+        <w:t xml:space="preserve">≡</w:t>
+      </w:r>
+      <w:r>
+        <w:t xml:space="preserve"> </w:t>
+      </w:r>
+      <w:r>
+        <w:rPr>
+          <w:rStyle w:val="VerbatimChar"/>
+        </w:rPr>
+        <w:t xml:space="preserve">DEFAULT::BACKGROUND ---&gt; x</w:t>
       </w:r>
       <w:r>
         <w:t xml:space="preserve">.</w:t>
@@ -876,13 +1047,34 @@
         <w:t xml:space="preserve">key: value</w:t>
       </w:r>
       <w:r>
-        <w:t xml:space="preserve">, URLs) in forms 1/2 and the slash-body</w:t>
-      </w:r>
-      <w:r>
-        <w:t xml:space="preserve"> </w:t>
-      </w:r>
-      <w:r>
-        <w:t xml:space="preserve">separator (one space) in forms 3/4; stacked prefixes (</w:t>
+        <w:t xml:space="preserve">, URLs) in forms 1/2, the arrow-body</w:t>
+      </w:r>
+      <w:r>
+        <w:t xml:space="preserve"> </w:t>
+      </w:r>
+      <w:r>
+        <w:t xml:space="preserve">separator</w:t>
+      </w:r>
+      <w:r>
+        <w:t xml:space="preserve"> </w:t>
+      </w:r>
+      <w:r>
+        <w:rPr>
+          <w:rStyle w:val="VerbatimChar"/>
+        </w:rPr>
+        <w:t xml:space="preserve">" ---&gt; "</w:t>
+      </w:r>
+      <w:r>
+        <w:t xml:space="preserve"> </w:t>
+      </w:r>
+      <w:r>
+        <w:t xml:space="preserve">(one ASCII space on each side) in form 5, and the</w:t>
+      </w:r>
+      <w:r>
+        <w:t xml:space="preserve"> </w:t>
+      </w:r>
+      <w:r>
+        <w:t xml:space="preserve">slash-body separator (one space) in forms 3/4; stacked prefixes (</w:t>
       </w:r>
       <w:r>
         <w:rPr>
@@ -942,7 +1134,7 @@
         <w:t xml:space="preserve"> </w:t>
       </w:r>
       <w:r>
-        <w:t xml:space="preserve">escapes the prefix for BOTH the</w:t>
+        <w:t xml:space="preserve">escapes the prefix for the</w:t>
       </w:r>
       <w:r>
         <w:t xml:space="preserve"> </w:t>
@@ -954,16 +1146,13 @@
         <w:t xml:space="preserve">::</w:t>
       </w:r>
       <w:r>
-        <w:t xml:space="preserve"> </w:t>
-      </w:r>
-      <w:r>
-        <w:t xml:space="preserve">and</w:t>
-      </w:r>
-      <w:r>
-        <w:t xml:space="preserve"> </w:t>
-      </w:r>
-      <w:r>
-        <w:t xml:space="preserve">the slash form (</w:t>
+        <w:t xml:space="preserve">, arrow,</w:t>
+      </w:r>
+      <w:r>
+        <w:t xml:space="preserve"> </w:t>
+      </w:r>
+      <w:r>
+        <w:t xml:space="preserve">and slash forms (</w:t>
       </w:r>
       <w:r>
         <w:rPr>
@@ -981,19 +1170,37 @@
         <w:rPr>
           <w:rStyle w:val="VerbatimChar"/>
         </w:rPr>
+        <w:t xml:space="preserve">\BACKGROUND ---&gt; x</w:t>
+      </w:r>
+      <w:r>
+        <w:t xml:space="preserve">,</w:t>
+      </w:r>
+      <w:r>
+        <w:t xml:space="preserve"> </w:t>
+      </w:r>
+      <w:r>
+        <w:rPr>
+          <w:rStyle w:val="VerbatimChar"/>
+        </w:rPr>
         <w:t xml:space="preserve">\/BACKGROUND x</w:t>
       </w:r>
       <w:r>
         <w:t xml:space="preserve"> </w:t>
       </w:r>
       <w:r>
-        <w:t xml:space="preserve">— treat literally, strip</w:t>
-      </w:r>
-      <w:r>
-        <w:t xml:space="preserve"> </w:t>
-      </w:r>
-      <w:r>
-        <w:t xml:space="preserve">the backslash, NO expansion) so action names can be discussed.</w:t>
+        <w:t xml:space="preserve">—</w:t>
+      </w:r>
+      <w:r>
+        <w:t xml:space="preserve"> </w:t>
+      </w:r>
+      <w:r>
+        <w:t xml:space="preserve">treat literally, strip the backslash, NO expansion) so action names can be</w:t>
+      </w:r>
+      <w:r>
+        <w:t xml:space="preserve"> </w:t>
+      </w:r>
+      <w:r>
+        <w:t xml:space="preserve">discussed.</w:t>
       </w:r>
       <w:r>
         <w:t xml:space="preserve"> </w:t>
@@ -1101,7 +1308,7 @@
         <w:t xml:space="preserve"> </w:t>
       </w:r>
       <w:r>
-        <w:t xml:space="preserve">token that matches the grammar shape (any of the 4 forms) but is NOT registered</w:t>
+        <w:t xml:space="preserve">token that matches the grammar shape (any of the 5 forms) but is NOT registered</w:t>
       </w:r>
       <w:r>
         <w:t xml:space="preserve"> </w:t>
@@ -1238,7 +1445,66 @@
         <w:t xml:space="preserve"> </w:t>
       </w:r>
       <w:r>
-        <w:t xml:space="preserve">anti-bluff). The system is UNIVERSAL (every CLI agent reads this block via its</w:t>
+        <w:t xml:space="preserve">anti-bluff). A second registered action</w:t>
+      </w:r>
+      <w:r>
+        <w:t xml:space="preserve"> </w:t>
+      </w:r>
+      <w:r>
+        <w:rPr>
+          <w:rStyle w:val="VerbatimChar"/>
+          <w:b/>
+          <w:bCs/>
+        </w:rPr>
+        <w:t xml:space="preserve">REMINDER</w:t>
+      </w:r>
+      <w:r>
+        <w:t xml:space="preserve"> </w:t>
+      </w:r>
+      <w:r>
+        <w:t xml:space="preserve">re-surfaces</w:t>
+      </w:r>
+      <w:r>
+        <w:t xml:space="preserve"> </w:t>
+      </w:r>
+      <w:r>
+        <w:t xml:space="preserve">previously-scheduled, CRITICAL, status-UNCERTAIN work: FIRST verify the ACTUAL</w:t>
+      </w:r>
+      <w:r>
+        <w:t xml:space="preserve"> </w:t>
+      </w:r>
+      <w:r>
+        <w:t xml:space="preserve">current status from captured evidence (never assume done or not-done —</w:t>
+      </w:r>
+      <w:r>
+        <w:t xml:space="preserve"> </w:t>
+      </w:r>
+      <w:r>
+        <w:t xml:space="preserve">§11.4.6 no-guessing), THEN act on the delta — report the captured proof if</w:t>
+      </w:r>
+      <w:r>
+        <w:t xml:space="preserve"> </w:t>
+      </w:r>
+      <w:r>
+        <w:t xml:space="preserve">genuinely complete, resume from the exact point if partial, action it NOW if</w:t>
+      </w:r>
+      <w:r>
+        <w:t xml:space="preserve"> </w:t>
+      </w:r>
+      <w:r>
+        <w:t xml:space="preserve">not started, or surface the block per §11.4.66/§11.4.101 — always producing a</w:t>
+      </w:r>
+      <w:r>
+        <w:t xml:space="preserve"> </w:t>
+      </w:r>
+      <w:r>
+        <w:t xml:space="preserve">status verdict (composes §11.4.6 / §11.4.87 / §11.4.94 / §11.4.97 / §11.4.103 /</w:t>
+      </w:r>
+      <w:r>
+        <w:t xml:space="preserve"> </w:t>
+      </w:r>
+      <w:r>
+        <w:t xml:space="preserve">§11.4.108 / §11.4.130 / §11.4.147). The system is UNIVERSAL (every CLI agent reads this block via its</w:t>
       </w:r>
       <w:r>
         <w:t xml:space="preserve"> </w:t>

--- a/actions/recognition_instruction.docx
+++ b/actions/recognition_instruction.docx
@@ -75,7 +75,7 @@
               <w:pStyle w:val="Compact"/>
             </w:pPr>
             <w:r>
-              <w:t xml:space="preserve">2</w:t>
+              <w:t xml:space="preserve">3</w:t>
             </w:r>
           </w:p>
         </w:tc>
@@ -123,7 +123,7 @@
               <w:pStyle w:val="Compact"/>
             </w:pPr>
             <w:r>
-              <w:t xml:space="preserve">2026-07-02T00:00:00Z</w:t>
+              <w:t xml:space="preserve">2026-07-14T00:00:00Z</w:t>
             </w:r>
           </w:p>
         </w:tc>
@@ -210,6 +210,88 @@
           <w:b/>
           <w:bCs/>
         </w:rPr>
+        <w:t xml:space="preserve">Revision 3 (2026-07-14):</w:t>
+      </w:r>
+      <w:r>
+        <w:t xml:space="preserve"> </w:t>
+      </w:r>
+      <w:r>
+        <w:t xml:space="preserve">added the</w:t>
+      </w:r>
+      <w:r>
+        <w:t xml:space="preserve"> </w:t>
+      </w:r>
+      <w:r>
+        <w:rPr>
+          <w:b/>
+          <w:bCs/>
+        </w:rPr>
+        <w:t xml:space="preserve">sub-system shortcut</w:t>
+      </w:r>
+      <w:r>
+        <w:t xml:space="preserve"> </w:t>
+      </w:r>
+      <w:r>
+        <w:t xml:space="preserve">extension — a</w:t>
+      </w:r>
+      <w:r>
+        <w:t xml:space="preserve"> </w:t>
+      </w:r>
+      <w:r>
+        <w:t xml:space="preserve">grammar-shaped token that names an incorporated sub-system / submodule (from</w:t>
+      </w:r>
+      <w:r>
+        <w:t xml:space="preserve"> </w:t>
+      </w:r>
+      <w:r>
+        <w:t xml:space="preserve">the registry</w:t>
+      </w:r>
+      <w:r>
+        <w:t xml:space="preserve"> </w:t>
+      </w:r>
+      <w:r>
+        <w:rPr>
+          <w:rStyle w:val="VerbatimChar"/>
+        </w:rPr>
+        <w:t xml:space="preserve">subsystems:</w:t>
+      </w:r>
+      <w:r>
+        <w:t xml:space="preserve"> </w:t>
+      </w:r>
+      <w:r>
+        <w:t xml:space="preserve">catalogue OR recursive</w:t>
+      </w:r>
+      <w:r>
+        <w:t xml:space="preserve"> </w:t>
+      </w:r>
+      <w:r>
+        <w:rPr>
+          <w:rStyle w:val="VerbatimChar"/>
+        </w:rPr>
+        <w:t xml:space="preserve">.gitmodules</w:t>
+      </w:r>
+      <w:r>
+        <w:t xml:space="preserve"> </w:t>
+      </w:r>
+      <w:r>
+        <w:t xml:space="preserve">discovery)</w:t>
+      </w:r>
+      <w:r>
+        <w:t xml:space="preserve"> </w:t>
+      </w:r>
+      <w:r>
+        <w:t xml:space="preserve">expands to a sub-system context injection. No new grammar; the same five forms.</w:t>
+      </w:r>
+    </w:p>
+    <w:p>
+      <w:pPr>
+        <w:pStyle w:val="BlockText"/>
+      </w:pPr>
+      <w:r>
+        <w:rPr>
+          <w:b/>
+          <w:bCs/>
+        </w:rPr>
         <w:t xml:space="preserve">Revision 2 (2026-07-02):</w:t>
       </w:r>
       <w:r>
@@ -1504,7 +1586,264 @@
         <w:t xml:space="preserve"> </w:t>
       </w:r>
       <w:r>
-        <w:t xml:space="preserve">§11.4.108 / §11.4.130 / §11.4.147). The system is UNIVERSAL (every CLI agent reads this block via its</w:t>
+        <w:t xml:space="preserve">§11.4.108 / §11.4.130 / §11.4.147).</w:t>
+      </w:r>
+    </w:p>
+    <w:p>
+      <w:pPr>
+        <w:pStyle w:val="BlockText"/>
+      </w:pPr>
+      <w:r>
+        <w:rPr>
+          <w:b/>
+          <w:bCs/>
+        </w:rPr>
+        <w:t xml:space="preserve">Sub-system shortcuts (§11.4.140 extension, 2026-07-14).</w:t>
+      </w:r>
+      <w:r>
+        <w:t xml:space="preserve"> </w:t>
+      </w:r>
+      <w:r>
+        <w:t xml:space="preserve">When the</w:t>
+      </w:r>
+      <w:r>
+        <w:t xml:space="preserve"> </w:t>
+      </w:r>
+      <w:r>
+        <w:t xml:space="preserve">first-non-blank-line grammar-shaped token is NOT a registered action but</w:t>
+      </w:r>
+      <w:r>
+        <w:t xml:space="preserve"> </w:t>
+      </w:r>
+      <w:r>
+        <w:t xml:space="preserve">NAMES an incorporated SUB-SYSTEM / submodule, it expands to a SUB-SYSTEM</w:t>
+      </w:r>
+      <w:r>
+        <w:t xml:space="preserve"> </w:t>
+      </w:r>
+      <w:r>
+        <w:t xml:space="preserve">CONTEXT injection (repository + org + where-checked-out + §11.4.28 equal-</w:t>
+      </w:r>
+      <w:r>
+        <w:t xml:space="preserve"> </w:t>
+      </w:r>
+      <w:r>
+        <w:t xml:space="preserve">codebase / decoupling / dependency-layout + §11.4.37 fetch-first + §11.4.113</w:t>
+      </w:r>
+      <w:r>
+        <w:t xml:space="preserve"> </w:t>
+      </w:r>
+      <w:r>
+        <w:t xml:space="preserve">no-force-push + §11.4.183 full-constitution + §11.4/§11.4.69 anti-bluff) and</w:t>
+      </w:r>
+      <w:r>
+        <w:t xml:space="preserve"> </w:t>
+      </w:r>
+      <w:r>
+        <w:t xml:space="preserve">the remainder of the prompt is the task to perform ON that sub-system —</w:t>
+      </w:r>
+      <w:r>
+        <w:t xml:space="preserve"> </w:t>
+      </w:r>
+      <w:r>
+        <w:t xml:space="preserve">e.g.</w:t>
+      </w:r>
+      <w:r>
+        <w:t xml:space="preserve"> </w:t>
+      </w:r>
+      <w:r>
+        <w:rPr>
+          <w:rStyle w:val="VerbatimChar"/>
+        </w:rPr>
+        <w:t xml:space="preserve">HELIXQA :: run the atmosphere bank</w:t>
+      </w:r>
+      <w:r>
+        <w:t xml:space="preserve">,</w:t>
+      </w:r>
+      <w:r>
+        <w:t xml:space="preserve"> </w:t>
+      </w:r>
+      <w:r>
+        <w:rPr>
+          <w:rStyle w:val="VerbatimChar"/>
+        </w:rPr>
+        <w:t xml:space="preserve">PRESENTER ---&gt; fix the pill</w:t>
+      </w:r>
+      <w:r>
+        <w:t xml:space="preserve">,</w:t>
+      </w:r>
+      <w:r>
+        <w:t xml:space="preserve"> </w:t>
+      </w:r>
+      <w:r>
+        <w:rPr>
+          <w:rStyle w:val="VerbatimChar"/>
+        </w:rPr>
+        <w:t xml:space="preserve">/CONTAINERS rebuild the pod</w:t>
+      </w:r>
+      <w:r>
+        <w:t xml:space="preserve">. Two data sources feed resolution: (a) the</w:t>
+      </w:r>
+      <w:r>
+        <w:t xml:space="preserve"> </w:t>
+      </w:r>
+      <w:r>
+        <w:t xml:space="preserve">curated Helix-ecosystem catalogue in</w:t>
+      </w:r>
+      <w:r>
+        <w:t xml:space="preserve"> </w:t>
+      </w:r>
+      <w:r>
+        <w:rPr>
+          <w:rStyle w:val="VerbatimChar"/>
+        </w:rPr>
+        <w:t xml:space="preserve">subsystems:</w:t>
+      </w:r>
+      <w:r>
+        <w:t xml:space="preserve"> </w:t>
+      </w:r>
+      <w:r>
+        <w:t xml:space="preserve">of the registry (human</w:t>
+      </w:r>
+      <w:r>
+        <w:t xml:space="preserve"> </w:t>
+      </w:r>
+      <w:r>
+        <w:t xml:space="preserve">abbreviations like</w:t>
+      </w:r>
+      <w:r>
+        <w:t xml:space="preserve"> </w:t>
+      </w:r>
+      <w:r>
+        <w:rPr>
+          <w:rStyle w:val="VerbatimChar"/>
+        </w:rPr>
+        <w:t xml:space="preserve">HXOTA</w:t>
+      </w:r>
+      <w:r>
+        <w:t xml:space="preserve"> </w:t>
+      </w:r>
+      <w:r>
+        <w:t xml:space="preserve">→ HelixOTA), and (b) RECURSIVE</w:t>
+      </w:r>
+      <w:r>
+        <w:t xml:space="preserve"> </w:t>
+      </w:r>
+      <w:r>
+        <w:rPr>
+          <w:rStyle w:val="VerbatimChar"/>
+        </w:rPr>
+        <w:t xml:space="preserve">.gitmodules</w:t>
+      </w:r>
+      <w:r>
+        <w:t xml:space="preserve"> </w:t>
+      </w:r>
+      <w:r>
+        <w:t xml:space="preserve">discovery from the invoking project's own root, so EVERY submodule anywhere</w:t>
+      </w:r>
+      <w:r>
+        <w:t xml:space="preserve"> </w:t>
+      </w:r>
+      <w:r>
+        <w:t xml:space="preserve">in the graph — and any newly-added one — auto-derives its UPPERCASE alias</w:t>
+      </w:r>
+      <w:r>
+        <w:t xml:space="preserve"> </w:t>
+      </w:r>
+      <w:r>
+        <w:t xml:space="preserve">tokens (name / snake / camel-split / abbreviation) out-of-box with no</w:t>
+      </w:r>
+      <w:r>
+        <w:t xml:space="preserve"> </w:t>
+      </w:r>
+      <w:r>
+        <w:t xml:space="preserve">hand-maintained list. A registered behavioral action ALWAYS wins a token</w:t>
+      </w:r>
+      <w:r>
+        <w:t xml:space="preserve"> </w:t>
+      </w:r>
+      <w:r>
+        <w:t xml:space="preserve">collision; duplicate checkouts of the same submodule collapse to one</w:t>
+      </w:r>
+      <w:r>
+        <w:t xml:space="preserve"> </w:t>
+      </w:r>
+      <w:r>
+        <w:t xml:space="preserve">sub-system; an ambiguous (multi-target) or lowercase token NEVER expands and</w:t>
+      </w:r>
+      <w:r>
+        <w:t xml:space="preserve"> </w:t>
+      </w:r>
+      <w:r>
+        <w:t xml:space="preserve">falls to the clarify path (§11.4.6). Same five grammar forms, same</w:t>
+      </w:r>
+      <w:r>
+        <w:t xml:space="preserve"> </w:t>
+      </w:r>
+      <w:r>
+        <w:t xml:space="preserve">first-non-blank-line anchor, same</w:t>
+      </w:r>
+      <w:r>
+        <w:t xml:space="preserve"> </w:t>
+      </w:r>
+      <w:r>
+        <w:rPr>
+          <w:rStyle w:val="VerbatimChar"/>
+        </w:rPr>
+        <w:t xml:space="preserve">\</w:t>
+      </w:r>
+      <w:r>
+        <w:t xml:space="preserve">-escape. The distinguishing result field</w:t>
+      </w:r>
+      <w:r>
+        <w:t xml:space="preserve"> </w:t>
+      </w:r>
+      <w:r>
+        <w:t xml:space="preserve">is</w:t>
+      </w:r>
+      <w:r>
+        <w:t xml:space="preserve"> </w:t>
+      </w:r>
+      <w:r>
+        <w:rPr>
+          <w:rStyle w:val="VerbatimChar"/>
+        </w:rPr>
+        <w:t xml:space="preserve">kind</w:t>
+      </w:r>
+      <w:r>
+        <w:t xml:space="preserve"> </w:t>
+      </w:r>
+      <w:r>
+        <w:t xml:space="preserve">∈ {</w:t>
+      </w:r>
+      <w:r>
+        <w:rPr>
+          <w:rStyle w:val="VerbatimChar"/>
+        </w:rPr>
+        <w:t xml:space="preserve">action</w:t>
+      </w:r>
+      <w:r>
+        <w:t xml:space="preserve">,</w:t>
+      </w:r>
+      <w:r>
+        <w:t xml:space="preserve"> </w:t>
+      </w:r>
+      <w:r>
+        <w:rPr>
+          <w:rStyle w:val="VerbatimChar"/>
+        </w:rPr>
+        <w:t xml:space="preserve">subsystem</w:t>
+      </w:r>
+      <w:r>
+        <w:t xml:space="preserve">}.</w:t>
+      </w:r>
+    </w:p>
+    <w:p>
+      <w:pPr>
+        <w:pStyle w:val="BlockText"/>
+      </w:pPr>
+      <w:r>
+        <w:t xml:space="preserve">The system is UNIVERSAL (every CLI agent reads this block via its</w:t>
       </w:r>
       <w:r>
         <w:t xml:space="preserve"> </w:t>

--- a/actions/recognition_instruction.docx
+++ b/actions/recognition_instruction.docx
@@ -2,14 +2,6 @@
 <file path=word/document.xml><?xml version="1.0" encoding="utf-8"?>
 <w:document xmlns:w="http://schemas.openxmlformats.org/wordprocessingml/2006/main" xmlns:m="http://schemas.openxmlformats.org/officeDocument/2006/math" xmlns:r="http://schemas.openxmlformats.org/officeDocument/2006/relationships" xmlns:o="urn:schemas-microsoft-com:office:office" xmlns:v="urn:schemas-microsoft-com:vml" xmlns:w10="urn:schemas-microsoft-com:office:word" xmlns:a="http://schemas.openxmlformats.org/drawingml/2006/main" xmlns:pic="http://schemas.openxmlformats.org/drawingml/2006/picture" xmlns:wp="http://schemas.openxmlformats.org/drawingml/2006/wordprocessingDrawing">
   <w:body>
-    <w:p>
-      <w:pPr>
-        <w:pStyle w:val="Title"/>
-      </w:pPr>
-      <w:r>
-        <w:t xml:space="preserve">recognition_instruction</w:t>
-      </w:r>
-    </w:p>
     <w:bookmarkStart w:id="10" w:name="Xfe21998befb22b2e3fb76c2e3114951a50d87a4"/>
     <w:p>
       <w:pPr>
@@ -75,7 +67,7 @@
               <w:pStyle w:val="Compact"/>
             </w:pPr>
             <w:r>
-              <w:t xml:space="preserve">3</w:t>
+              <w:t xml:space="preserve">6</w:t>
             </w:r>
           </w:p>
         </w:tc>
@@ -123,7 +115,7 @@
               <w:pStyle w:val="Compact"/>
             </w:pPr>
             <w:r>
-              <w:t xml:space="preserve">2026-07-14T00:00:00Z</w:t>
+              <w:t xml:space="preserve">2026-07-16T11:00:00Z</w:t>
             </w:r>
           </w:p>
         </w:tc>
@@ -210,13 +202,13 @@
           <w:b/>
           <w:bCs/>
         </w:rPr>
-        <w:t xml:space="preserve">Revision 3 (2026-07-14):</w:t>
-      </w:r>
-      <w:r>
-        <w:t xml:space="preserve"> </w:t>
-      </w:r>
-      <w:r>
-        <w:t xml:space="preserve">added the</w:t>
+        <w:t xml:space="preserve">Revision 6 (2026-07-16):</w:t>
+      </w:r>
+      <w:r>
+        <w:t xml:space="preserve"> </w:t>
+      </w:r>
+      <w:r>
+        <w:t xml:space="preserve">added the fourth</w:t>
       </w:r>
       <w:r>
         <w:t xml:space="preserve"> </w:t>
@@ -226,61 +218,102 @@
           <w:b/>
           <w:bCs/>
         </w:rPr>
-        <w:t xml:space="preserve">sub-system shortcut</w:t>
-      </w:r>
-      <w:r>
-        <w:t xml:space="preserve"> </w:t>
-      </w:r>
-      <w:r>
-        <w:t xml:space="preserve">extension — a</w:t>
-      </w:r>
-      <w:r>
-        <w:t xml:space="preserve"> </w:t>
-      </w:r>
-      <w:r>
-        <w:t xml:space="preserve">grammar-shaped token that names an incorporated sub-system / submodule (from</w:t>
-      </w:r>
-      <w:r>
-        <w:t xml:space="preserve"> </w:t>
-      </w:r>
-      <w:r>
-        <w:t xml:space="preserve">the registry</w:t>
-      </w:r>
-      <w:r>
-        <w:t xml:space="preserve"> </w:t>
-      </w:r>
-      <w:r>
-        <w:rPr>
-          <w:rStyle w:val="VerbatimChar"/>
-        </w:rPr>
-        <w:t xml:space="preserve">subsystems:</w:t>
-      </w:r>
-      <w:r>
-        <w:t xml:space="preserve"> </w:t>
-      </w:r>
-      <w:r>
-        <w:t xml:space="preserve">catalogue OR recursive</w:t>
-      </w:r>
-      <w:r>
-        <w:t xml:space="preserve"> </w:t>
-      </w:r>
-      <w:r>
-        <w:rPr>
-          <w:rStyle w:val="VerbatimChar"/>
-        </w:rPr>
-        <w:t xml:space="preserve">.gitmodules</w:t>
-      </w:r>
-      <w:r>
-        <w:t xml:space="preserve"> </w:t>
-      </w:r>
-      <w:r>
-        <w:t xml:space="preserve">discovery)</w:t>
-      </w:r>
-      <w:r>
-        <w:t xml:space="preserve"> </w:t>
-      </w:r>
-      <w:r>
-        <w:t xml:space="preserve">expands to a sub-system context injection. No new grammar; the same five forms.</w:t>
+        <w:t xml:space="preserve">§11.4.213 reporting-family</w:t>
+      </w:r>
+      <w:r>
+        <w:rPr>
+          <w:b/>
+          <w:bCs/>
+        </w:rPr>
+        <w:t xml:space="preserve"> </w:t>
+      </w:r>
+      <w:r>
+        <w:rPr>
+          <w:b/>
+          <w:bCs/>
+        </w:rPr>
+        <w:t xml:space="preserve">directive</w:t>
+      </w:r>
+      <w:r>
+        <w:t xml:space="preserve"> </w:t>
+      </w:r>
+      <w:r>
+        <w:rPr>
+          <w:rStyle w:val="VerbatimChar"/>
+        </w:rPr>
+        <w:t xml:space="preserve">FEATURE</w:t>
+      </w:r>
+      <w:r>
+        <w:t xml:space="preserve"> </w:t>
+      </w:r>
+      <w:r>
+        <w:t xml:space="preserve">— a RESEARCH-SCHEDULING directive (all six §11.4.140</w:t>
+      </w:r>
+      <w:r>
+        <w:t xml:space="preserve"> </w:t>
+      </w:r>
+      <w:r>
+        <w:t xml:space="preserve">forms incl. the single-colon</w:t>
+      </w:r>
+      <w:r>
+        <w:t xml:space="preserve"> </w:t>
+      </w:r>
+      <w:r>
+        <w:rPr>
+          <w:rStyle w:val="VerbatimChar"/>
+        </w:rPr>
+        <w:t xml:space="preserve">FEATURE:</w:t>
+      </w:r>
+      <w:r>
+        <w:t xml:space="preserve">) that SCHEDULES rather than</w:t>
+      </w:r>
+      <w:r>
+        <w:t xml:space="preserve"> </w:t>
+      </w:r>
+      <w:r>
+        <w:t xml:space="preserve">synchronously executes a deep, enterprise-grade research + implementation-</w:t>
+      </w:r>
+      <w:r>
+        <w:t xml:space="preserve"> </w:t>
+      </w:r>
+      <w:r>
+        <w:t xml:space="preserve">planning effort, by invoking the SAME §11.4.202</w:t>
+      </w:r>
+      <w:r>
+        <w:t xml:space="preserve"> </w:t>
+      </w:r>
+      <w:r>
+        <w:rPr>
+          <w:rStyle w:val="VerbatimChar"/>
+        </w:rPr>
+        <w:t xml:space="preserve">report_item.sh</w:t>
+      </w:r>
+      <w:r>
+        <w:t xml:space="preserve"> </w:t>
+      </w:r>
+      <w:r>
+        <w:t xml:space="preserve">engine</w:t>
+      </w:r>
+      <w:r>
+        <w:t xml:space="preserve"> </w:t>
+      </w:r>
+      <w:r>
+        <w:t xml:space="preserve">(never a duplicate implementation) plus a new durable</w:t>
+      </w:r>
+      <w:r>
+        <w:t xml:space="preserve"> </w:t>
+      </w:r>
+      <w:r>
+        <w:rPr>
+          <w:rStyle w:val="VerbatimChar"/>
+        </w:rPr>
+        <w:t xml:space="preserve">docs/requests/feature_queue.md</w:t>
+      </w:r>
+      <w:r>
+        <w:t xml:space="preserve"> </w:t>
+      </w:r>
+      <w:r>
+        <w:t xml:space="preserve">queue.</w:t>
       </w:r>
     </w:p>
     <w:p>
@@ -292,6 +325,461 @@
           <w:b/>
           <w:bCs/>
         </w:rPr>
+        <w:t xml:space="preserve">Revision 5 (2026-07-16):</w:t>
+      </w:r>
+      <w:r>
+        <w:t xml:space="preserve"> </w:t>
+      </w:r>
+      <w:r>
+        <w:t xml:space="preserve">added the three</w:t>
+      </w:r>
+      <w:r>
+        <w:t xml:space="preserve"> </w:t>
+      </w:r>
+      <w:r>
+        <w:rPr>
+          <w:b/>
+          <w:bCs/>
+        </w:rPr>
+        <w:t xml:space="preserve">severity / handling-priority</w:t>
+      </w:r>
+      <w:r>
+        <w:rPr>
+          <w:b/>
+          <w:bCs/>
+        </w:rPr>
+        <w:t xml:space="preserve"> </w:t>
+      </w:r>
+      <w:r>
+        <w:rPr>
+          <w:b/>
+          <w:bCs/>
+        </w:rPr>
+        <w:t xml:space="preserve">markers</w:t>
+      </w:r>
+      <w:r>
+        <w:t xml:space="preserve"> </w:t>
+      </w:r>
+      <w:r>
+        <w:rPr>
+          <w:rStyle w:val="VerbatimChar"/>
+        </w:rPr>
+        <w:t xml:space="preserve">CRITICAL</w:t>
+      </w:r>
+      <w:r>
+        <w:t xml:space="preserve"> </w:t>
+      </w:r>
+      <w:r>
+        <w:t xml:space="preserve">/</w:t>
+      </w:r>
+      <w:r>
+        <w:t xml:space="preserve"> </w:t>
+      </w:r>
+      <w:r>
+        <w:rPr>
+          <w:rStyle w:val="VerbatimChar"/>
+        </w:rPr>
+        <w:t xml:space="preserve">IMPORTANT</w:t>
+      </w:r>
+      <w:r>
+        <w:t xml:space="preserve"> </w:t>
+      </w:r>
+      <w:r>
+        <w:t xml:space="preserve">/</w:t>
+      </w:r>
+      <w:r>
+        <w:t xml:space="preserve"> </w:t>
+      </w:r>
+      <w:r>
+        <w:rPr>
+          <w:rStyle w:val="VerbatimChar"/>
+        </w:rPr>
+        <w:t xml:space="preserve">NOTE</w:t>
+      </w:r>
+      <w:r>
+        <w:t xml:space="preserve"> </w:t>
+      </w:r>
+      <w:r>
+        <w:t xml:space="preserve">(registry rows, all six §11.4.140</w:t>
+      </w:r>
+      <w:r>
+        <w:t xml:space="preserve"> </w:t>
+      </w:r>
+      <w:r>
+        <w:t xml:space="preserve">forms incl. the single-colon</w:t>
+      </w:r>
+      <w:r>
+        <w:t xml:space="preserve"> </w:t>
+      </w:r>
+      <w:r>
+        <w:rPr>
+          <w:rStyle w:val="VerbatimChar"/>
+        </w:rPr>
+        <w:t xml:space="preserve">CRITICAL:</w:t>
+      </w:r>
+      <w:r>
+        <w:t xml:space="preserve"> </w:t>
+      </w:r>
+      <w:r>
+        <w:t xml:space="preserve">/</w:t>
+      </w:r>
+      <w:r>
+        <w:t xml:space="preserve"> </w:t>
+      </w:r>
+      <w:r>
+        <w:rPr>
+          <w:rStyle w:val="VerbatimChar"/>
+        </w:rPr>
+        <w:t xml:space="preserve">IMPORTANT:</w:t>
+      </w:r>
+      <w:r>
+        <w:t xml:space="preserve"> </w:t>
+      </w:r>
+      <w:r>
+        <w:t xml:space="preserve">/</w:t>
+      </w:r>
+      <w:r>
+        <w:t xml:space="preserve"> </w:t>
+      </w:r>
+      <w:r>
+        <w:rPr>
+          <w:rStyle w:val="VerbatimChar"/>
+        </w:rPr>
+        <w:t xml:space="preserve">NOTE:</w:t>
+      </w:r>
+      <w:r>
+        <w:t xml:space="preserve">). Registering</w:t>
+      </w:r>
+      <w:r>
+        <w:t xml:space="preserve"> </w:t>
+      </w:r>
+      <w:r>
+        <w:rPr>
+          <w:rStyle w:val="VerbatimChar"/>
+        </w:rPr>
+        <w:t xml:space="preserve">NOTE</w:t>
+      </w:r>
+      <w:r>
+        <w:t xml:space="preserve"> </w:t>
+      </w:r>
+      <w:r>
+        <w:t xml:space="preserve">PROMOTES</w:t>
+      </w:r>
+      <w:r>
+        <w:t xml:space="preserve"> </w:t>
+      </w:r>
+      <w:r>
+        <w:rPr>
+          <w:rStyle w:val="VerbatimChar"/>
+        </w:rPr>
+        <w:t xml:space="preserve">NOTE:</w:t>
+      </w:r>
+      <w:r>
+        <w:t xml:space="preserve"> </w:t>
+      </w:r>
+      <w:r>
+        <w:t xml:space="preserve">from an ordinary-prose NO-OP to a registered action —</w:t>
+      </w:r>
+      <w:r>
+        <w:t xml:space="preserve"> </w:t>
+      </w:r>
+      <w:r>
+        <w:t xml:space="preserve">the ordinary-prose single-colon examples are now</w:t>
+      </w:r>
+      <w:r>
+        <w:t xml:space="preserve"> </w:t>
+      </w:r>
+      <w:r>
+        <w:rPr>
+          <w:rStyle w:val="VerbatimChar"/>
+        </w:rPr>
+        <w:t xml:space="preserve">TODO:</w:t>
+      </w:r>
+      <w:r>
+        <w:t xml:space="preserve"> </w:t>
+      </w:r>
+      <w:r>
+        <w:t xml:space="preserve">/</w:t>
+      </w:r>
+      <w:r>
+        <w:t xml:space="preserve"> </w:t>
+      </w:r>
+      <w:r>
+        <w:rPr>
+          <w:rStyle w:val="VerbatimChar"/>
+        </w:rPr>
+        <w:t xml:space="preserve">WARNING:</w:t>
+      </w:r>
+      <w:r>
+        <w:t xml:space="preserve"> </w:t>
+      </w:r>
+      <w:r>
+        <w:t xml:space="preserve">/</w:t>
+      </w:r>
+      <w:r>
+        <w:t xml:space="preserve"> </w:t>
+      </w:r>
+      <w:r>
+        <w:rPr>
+          <w:rStyle w:val="VerbatimChar"/>
+        </w:rPr>
+        <w:t xml:space="preserve">FIXME:</w:t>
+      </w:r>
+      <w:r>
+        <w:t xml:space="preserve">.</w:t>
+      </w:r>
+    </w:p>
+    <w:p>
+      <w:pPr>
+        <w:pStyle w:val="BlockText"/>
+      </w:pPr>
+      <w:r>
+        <w:rPr>
+          <w:b/>
+          <w:bCs/>
+        </w:rPr>
+        <w:t xml:space="preserve">Revision 4 (2026-07-15):</w:t>
+      </w:r>
+      <w:r>
+        <w:t xml:space="preserve"> </w:t>
+      </w:r>
+      <w:r>
+        <w:t xml:space="preserve">added the</w:t>
+      </w:r>
+      <w:r>
+        <w:t xml:space="preserve"> </w:t>
+      </w:r>
+      <w:r>
+        <w:rPr>
+          <w:b/>
+          <w:bCs/>
+        </w:rPr>
+        <w:t xml:space="preserve">§11.4.202 reporting directives</w:t>
+      </w:r>
+      <w:r>
+        <w:t xml:space="preserve"> </w:t>
+      </w:r>
+      <w:r>
+        <w:t xml:space="preserve">(</w:t>
+      </w:r>
+      <w:r>
+        <w:rPr>
+          <w:rStyle w:val="VerbatimChar"/>
+        </w:rPr>
+        <w:t xml:space="preserve">ISSUE</w:t>
+      </w:r>
+      <w:r>
+        <w:t xml:space="preserve"> </w:t>
+      </w:r>
+      <w:r>
+        <w:t xml:space="preserve">/</w:t>
+      </w:r>
+      <w:r>
+        <w:t xml:space="preserve"> </w:t>
+      </w:r>
+      <w:r>
+        <w:rPr>
+          <w:rStyle w:val="VerbatimChar"/>
+        </w:rPr>
+        <w:t xml:space="preserve">BUG</w:t>
+      </w:r>
+      <w:r>
+        <w:t xml:space="preserve"> </w:t>
+      </w:r>
+      <w:r>
+        <w:t xml:space="preserve">/</w:t>
+      </w:r>
+      <w:r>
+        <w:t xml:space="preserve"> </w:t>
+      </w:r>
+      <w:r>
+        <w:rPr>
+          <w:rStyle w:val="VerbatimChar"/>
+        </w:rPr>
+        <w:t xml:space="preserve">TASK</w:t>
+      </w:r>
+      <w:r>
+        <w:t xml:space="preserve">) + the</w:t>
+      </w:r>
+      <w:r>
+        <w:t xml:space="preserve"> </w:t>
+      </w:r>
+      <w:r>
+        <w:rPr>
+          <w:b/>
+          <w:bCs/>
+        </w:rPr>
+        <w:t xml:space="preserve">single-colon</w:t>
+      </w:r>
+      <w:r>
+        <w:rPr>
+          <w:b/>
+          <w:bCs/>
+        </w:rPr>
+        <w:t xml:space="preserve"> </w:t>
+      </w:r>
+      <w:r>
+        <w:rPr>
+          <w:rStyle w:val="VerbatimChar"/>
+          <w:b/>
+          <w:bCs/>
+        </w:rPr>
+        <w:t xml:space="preserve">NAME:</w:t>
+      </w:r>
+      <w:r>
+        <w:rPr>
+          <w:b/>
+          <w:bCs/>
+        </w:rPr>
+        <w:t xml:space="preserve"> </w:t>
+      </w:r>
+      <w:r>
+        <w:rPr>
+          <w:b/>
+          <w:bCs/>
+        </w:rPr>
+        <w:t xml:space="preserve">form</w:t>
+      </w:r>
+      <w:r>
+        <w:t xml:space="preserve"> </w:t>
+      </w:r>
+      <w:r>
+        <w:t xml:space="preserve">(form 6),</w:t>
+      </w:r>
+      <w:r>
+        <w:t xml:space="preserve"> </w:t>
+      </w:r>
+      <w:r>
+        <w:t xml:space="preserve">registered-action-only so ordinary prose (</w:t>
+      </w:r>
+      <w:r>
+        <w:rPr>
+          <w:rStyle w:val="VerbatimChar"/>
+        </w:rPr>
+        <w:t xml:space="preserve">TODO:</w:t>
+      </w:r>
+      <w:r>
+        <w:t xml:space="preserve"> </w:t>
+      </w:r>
+      <w:r>
+        <w:t xml:space="preserve">/</w:t>
+      </w:r>
+      <w:r>
+        <w:t xml:space="preserve"> </w:t>
+      </w:r>
+      <w:r>
+        <w:rPr>
+          <w:rStyle w:val="VerbatimChar"/>
+        </w:rPr>
+        <w:t xml:space="preserve">FIXME:</w:t>
+      </w:r>
+      <w:r>
+        <w:t xml:space="preserve">) never expands and</w:t>
+      </w:r>
+      <w:r>
+        <w:t xml:space="preserve"> </w:t>
+      </w:r>
+      <w:r>
+        <w:t xml:space="preserve">never asks. A report now auto-creates a fully-populated, fully-synced workable</w:t>
+      </w:r>
+      <w:r>
+        <w:t xml:space="preserve"> </w:t>
+      </w:r>
+      <w:r>
+        <w:t xml:space="preserve">item; a prose-only acknowledgement is a §11.4 bluff (§11.4.197).</w:t>
+      </w:r>
+    </w:p>
+    <w:p>
+      <w:pPr>
+        <w:pStyle w:val="BlockText"/>
+      </w:pPr>
+      <w:r>
+        <w:rPr>
+          <w:b/>
+          <w:bCs/>
+        </w:rPr>
+        <w:t xml:space="preserve">Revision 3 (2026-07-14):</w:t>
+      </w:r>
+      <w:r>
+        <w:t xml:space="preserve"> </w:t>
+      </w:r>
+      <w:r>
+        <w:t xml:space="preserve">added the</w:t>
+      </w:r>
+      <w:r>
+        <w:t xml:space="preserve"> </w:t>
+      </w:r>
+      <w:r>
+        <w:rPr>
+          <w:b/>
+          <w:bCs/>
+        </w:rPr>
+        <w:t xml:space="preserve">sub-system shortcut</w:t>
+      </w:r>
+      <w:r>
+        <w:t xml:space="preserve"> </w:t>
+      </w:r>
+      <w:r>
+        <w:t xml:space="preserve">extension — a</w:t>
+      </w:r>
+      <w:r>
+        <w:t xml:space="preserve"> </w:t>
+      </w:r>
+      <w:r>
+        <w:t xml:space="preserve">grammar-shaped token that names an incorporated sub-system / submodule (from</w:t>
+      </w:r>
+      <w:r>
+        <w:t xml:space="preserve"> </w:t>
+      </w:r>
+      <w:r>
+        <w:t xml:space="preserve">the registry</w:t>
+      </w:r>
+      <w:r>
+        <w:t xml:space="preserve"> </w:t>
+      </w:r>
+      <w:r>
+        <w:rPr>
+          <w:rStyle w:val="VerbatimChar"/>
+        </w:rPr>
+        <w:t xml:space="preserve">subsystems:</w:t>
+      </w:r>
+      <w:r>
+        <w:t xml:space="preserve"> </w:t>
+      </w:r>
+      <w:r>
+        <w:t xml:space="preserve">catalogue OR recursive</w:t>
+      </w:r>
+      <w:r>
+        <w:t xml:space="preserve"> </w:t>
+      </w:r>
+      <w:r>
+        <w:rPr>
+          <w:rStyle w:val="VerbatimChar"/>
+        </w:rPr>
+        <w:t xml:space="preserve">.gitmodules</w:t>
+      </w:r>
+      <w:r>
+        <w:t xml:space="preserve"> </w:t>
+      </w:r>
+      <w:r>
+        <w:t xml:space="preserve">discovery)</w:t>
+      </w:r>
+      <w:r>
+        <w:t xml:space="preserve"> </w:t>
+      </w:r>
+      <w:r>
+        <w:t xml:space="preserve">expands to a sub-system context injection. No new grammar; the same five forms.</w:t>
+      </w:r>
+    </w:p>
+    <w:p>
+      <w:pPr>
+        <w:pStyle w:val="BlockText"/>
+      </w:pPr>
+      <w:r>
+        <w:rPr>
+          <w:b/>
+          <w:bCs/>
+        </w:rPr>
         <w:t xml:space="preserve">Revision 2 (2026-07-02):</w:t>
       </w:r>
       <w:r>
@@ -1598,6 +2086,231 @@
           <w:b/>
           <w:bCs/>
         </w:rPr>
+        <w:t xml:space="preserve">Severity / handling-priority markers (§11.4.140 extension, 2026-07-16).</w:t>
+      </w:r>
+      <w:r>
+        <w:t xml:space="preserve"> </w:t>
+      </w:r>
+      <w:r>
+        <w:t xml:space="preserve">Three further registered actions tag the REMAINDER of the prompt with a</w:t>
+      </w:r>
+      <w:r>
+        <w:t xml:space="preserve"> </w:t>
+      </w:r>
+      <w:r>
+        <w:t xml:space="preserve">HANDLING PRIORITY (as</w:t>
+      </w:r>
+      <w:r>
+        <w:t xml:space="preserve"> </w:t>
+      </w:r>
+      <w:r>
+        <w:rPr>
+          <w:rStyle w:val="VerbatimChar"/>
+        </w:rPr>
+        <w:t xml:space="preserve">BACKGROUND</w:t>
+      </w:r>
+      <w:r>
+        <w:t xml:space="preserve"> </w:t>
+      </w:r>
+      <w:r>
+        <w:t xml:space="preserve">tags it "run in background"):</w:t>
+      </w:r>
+      <w:r>
+        <w:t xml:space="preserve"> </w:t>
+      </w:r>
+      <w:r>
+        <w:rPr>
+          <w:rStyle w:val="VerbatimChar"/>
+          <w:b/>
+          <w:bCs/>
+        </w:rPr>
+        <w:t xml:space="preserve">CRITICAL</w:t>
+      </w:r>
+      <w:r>
+        <w:t xml:space="preserve"> </w:t>
+      </w:r>
+      <w:r>
+        <w:t xml:space="preserve">(highest-priority / potentially release-blocking — address with maximum urgency</w:t>
+      </w:r>
+    </w:p>
+    <w:p>
+      <w:pPr>
+        <w:pStyle w:val="Compact"/>
+        <w:numPr>
+          <w:ilvl w:val="0"/>
+          <w:numId w:val="1001"/>
+        </w:numPr>
+      </w:pPr>
+      <w:r>
+        <w:t xml:space="preserve">rigor ahead of lower-priority work, track it, auto-activate §11.4.102</w:t>
+      </w:r>
+      <w:r>
+        <w:t xml:space="preserve"> </w:t>
+      </w:r>
+      <w:r>
+        <w:t xml:space="preserve">systematic-debugging when an issue is involved, do NOT defer it),</w:t>
+      </w:r>
+      <w:r>
+        <w:t xml:space="preserve"> </w:t>
+      </w:r>
+      <w:r>
+        <w:rPr>
+          <w:rStyle w:val="VerbatimChar"/>
+          <w:b/>
+          <w:bCs/>
+        </w:rPr>
+        <w:t xml:space="preserve">IMPORTANT</w:t>
+      </w:r>
+      <w:r>
+        <w:t xml:space="preserve"> </w:t>
+      </w:r>
+      <w:r>
+        <w:t xml:space="preserve">(high-priority, above routine work but below CRITICAL — track it, full</w:t>
+      </w:r>
+      <w:r>
+        <w:t xml:space="preserve"> </w:t>
+      </w:r>
+      <w:r>
+        <w:t xml:space="preserve">anti-bluff rigor), and</w:t>
+      </w:r>
+      <w:r>
+        <w:t xml:space="preserve"> </w:t>
+      </w:r>
+      <w:r>
+        <w:rPr>
+          <w:rStyle w:val="VerbatimChar"/>
+          <w:b/>
+          <w:bCs/>
+        </w:rPr>
+        <w:t xml:space="preserve">NOTE</w:t>
+      </w:r>
+      <w:r>
+        <w:t xml:space="preserve"> </w:t>
+      </w:r>
+      <w:r>
+        <w:t xml:space="preserve">(capture the remainder as durable CONTEXT — in</w:t>
+      </w:r>
+      <w:r>
+        <w:t xml:space="preserve"> </w:t>
+      </w:r>
+      <w:r>
+        <w:t xml:space="preserve">the operator request-history ledger §11.4.208 / §11.4.210 + persistent agent</w:t>
+      </w:r>
+      <w:r>
+        <w:t xml:space="preserve"> </w:t>
+      </w:r>
+      <w:r>
+        <w:t xml:space="preserve">memory when it is a non-obvious project fact — applied when relevant, NOT an</w:t>
+      </w:r>
+      <w:r>
+        <w:t xml:space="preserve"> </w:t>
+      </w:r>
+      <w:r>
+        <w:t xml:space="preserve">urgent action unless it contains an explicit action; §11.4.6 record only what</w:t>
+      </w:r>
+      <w:r>
+        <w:t xml:space="preserve"> </w:t>
+      </w:r>
+      <w:r>
+        <w:t xml:space="preserve">the note says, never invent). All six grammar forms work (</w:t>
+      </w:r>
+      <w:r>
+        <w:rPr>
+          <w:rStyle w:val="VerbatimChar"/>
+        </w:rPr>
+        <w:t xml:space="preserve">CRITICAL: x</w:t>
+      </w:r>
+      <w:r>
+        <w:t xml:space="preserve"> </w:t>
+      </w:r>
+      <w:r>
+        <w:t xml:space="preserve">≡</w:t>
+      </w:r>
+      <w:r>
+        <w:t xml:space="preserve"> </w:t>
+      </w:r>
+      <w:r>
+        <w:rPr>
+          <w:rStyle w:val="VerbatimChar"/>
+        </w:rPr>
+        <w:t xml:space="preserve">CRITICAL :: x</w:t>
+      </w:r>
+      <w:r>
+        <w:t xml:space="preserve"> </w:t>
+      </w:r>
+      <w:r>
+        <w:t xml:space="preserve">≡</w:t>
+      </w:r>
+      <w:r>
+        <w:t xml:space="preserve"> </w:t>
+      </w:r>
+      <w:r>
+        <w:rPr>
+          <w:rStyle w:val="VerbatimChar"/>
+        </w:rPr>
+        <w:t xml:space="preserve">CRITICAL ---&gt; x</w:t>
+      </w:r>
+      <w:r>
+        <w:t xml:space="preserve"> </w:t>
+      </w:r>
+      <w:r>
+        <w:t xml:space="preserve">≡</w:t>
+      </w:r>
+      <w:r>
+        <w:t xml:space="preserve"> </w:t>
+      </w:r>
+      <w:r>
+        <w:rPr>
+          <w:rStyle w:val="VerbatimChar"/>
+        </w:rPr>
+        <w:t xml:space="preserve">/CRITICAL x</w:t>
+      </w:r>
+      <w:r>
+        <w:t xml:space="preserve"> </w:t>
+      </w:r>
+      <w:r>
+        <w:t xml:space="preserve">≡</w:t>
+      </w:r>
+      <w:r>
+        <w:t xml:space="preserve"> </w:t>
+      </w:r>
+      <w:r>
+        <w:rPr>
+          <w:rStyle w:val="VerbatimChar"/>
+        </w:rPr>
+        <w:t xml:space="preserve">/DEFAULT::CRITICAL x</w:t>
+      </w:r>
+      <w:r>
+        <w:t xml:space="preserve">).</w:t>
+      </w:r>
+      <w:r>
+        <w:t xml:space="preserve"> </w:t>
+      </w:r>
+      <w:r>
+        <w:t xml:space="preserve">These markers change HOW the remainder is handled (priority + rigor); they do</w:t>
+      </w:r>
+      <w:r>
+        <w:t xml:space="preserve"> </w:t>
+      </w:r>
+      <w:r>
+        <w:t xml:space="preserve">NOT pick a workable-item Type — when the remainder is a report the §11.4.202</w:t>
+      </w:r>
+      <w:r>
+        <w:t xml:space="preserve"> </w:t>
+      </w:r>
+      <w:r>
+        <w:t xml:space="preserve">BUG / TASK / ISSUE machinery still classifies + tracks it.</w:t>
+      </w:r>
+    </w:p>
+    <w:p>
+      <w:pPr>
+        <w:pStyle w:val="BlockText"/>
+      </w:pPr>
+      <w:r>
+        <w:rPr>
+          <w:b/>
+          <w:bCs/>
+        </w:rPr>
         <w:t xml:space="preserve">Sub-system shortcuts (§11.4.140 extension, 2026-07-14).</w:t>
       </w:r>
       <w:r>
@@ -1836,6 +2549,692 @@
       </w:r>
       <w:r>
         <w:t xml:space="preserve">}.</w:t>
+      </w:r>
+    </w:p>
+    <w:p>
+      <w:pPr>
+        <w:pStyle w:val="BlockText"/>
+      </w:pPr>
+      <w:r>
+        <w:rPr>
+          <w:b/>
+          <w:bCs/>
+        </w:rPr>
+        <w:t xml:space="preserve">Reporting directives + the single-colon form (§11.4.202, 2026-07-15).</w:t>
+      </w:r>
+      <w:r>
+        <w:t xml:space="preserve"> </w:t>
+      </w:r>
+      <w:r>
+        <w:t xml:space="preserve">Three further registered actions turn a plain-language report into a REAL,</w:t>
+      </w:r>
+      <w:r>
+        <w:t xml:space="preserve"> </w:t>
+      </w:r>
+      <w:r>
+        <w:t xml:space="preserve">tracked, fully-synced workable item — never a prose acknowledgement:</w:t>
+      </w:r>
+      <w:r>
+        <w:t xml:space="preserve"> </w:t>
+      </w:r>
+      <w:r>
+        <w:rPr>
+          <w:rStyle w:val="VerbatimChar"/>
+          <w:b/>
+          <w:bCs/>
+        </w:rPr>
+        <w:t xml:space="preserve">BUG</w:t>
+      </w:r>
+      <w:r>
+        <w:t xml:space="preserve"> </w:t>
+      </w:r>
+      <w:r>
+        <w:t xml:space="preserve">(Type=Bug),</w:t>
+      </w:r>
+      <w:r>
+        <w:t xml:space="preserve"> </w:t>
+      </w:r>
+      <w:r>
+        <w:rPr>
+          <w:rStyle w:val="VerbatimChar"/>
+          <w:b/>
+          <w:bCs/>
+        </w:rPr>
+        <w:t xml:space="preserve">TASK</w:t>
+      </w:r>
+      <w:r>
+        <w:t xml:space="preserve"> </w:t>
+      </w:r>
+      <w:r>
+        <w:t xml:space="preserve">(Type=Task), and</w:t>
+      </w:r>
+      <w:r>
+        <w:t xml:space="preserve"> </w:t>
+      </w:r>
+      <w:r>
+        <w:rPr>
+          <w:rStyle w:val="VerbatimChar"/>
+          <w:b/>
+          <w:bCs/>
+        </w:rPr>
+        <w:t xml:space="preserve">ISSUE</w:t>
+      </w:r>
+      <w:r>
+        <w:t xml:space="preserve"> </w:t>
+      </w:r>
+      <w:r>
+        <w:t xml:space="preserve">(a generic</w:t>
+      </w:r>
+      <w:r>
+        <w:t xml:space="preserve"> </w:t>
+      </w:r>
+      <w:r>
+        <w:t xml:space="preserve">report, CLASSIFIED into the §11.4.16 CLOSED set {Bug | Feature | Task} —</w:t>
+      </w:r>
+      <w:r>
+        <w:t xml:space="preserve"> </w:t>
+      </w:r>
+      <w:r>
+        <w:rPr>
+          <w:rStyle w:val="VerbatimChar"/>
+        </w:rPr>
+        <w:t xml:space="preserve">ISSUE</w:t>
+      </w:r>
+      <w:r>
+        <w:t xml:space="preserve"> </w:t>
+      </w:r>
+      <w:r>
+        <w:t xml:space="preserve">is a reporting CHANNEL, never a fourth type). They add a SIXTH</w:t>
+      </w:r>
+      <w:r>
+        <w:t xml:space="preserve"> </w:t>
+      </w:r>
+      <w:r>
+        <w:t xml:space="preserve">equivalent grammar form — the</w:t>
+      </w:r>
+      <w:r>
+        <w:t xml:space="preserve"> </w:t>
+      </w:r>
+      <w:r>
+        <w:rPr>
+          <w:b/>
+          <w:bCs/>
+        </w:rPr>
+        <w:t xml:space="preserve">single-colon</w:t>
+      </w:r>
+      <w:r>
+        <w:rPr>
+          <w:b/>
+          <w:bCs/>
+        </w:rPr>
+        <w:t xml:space="preserve"> </w:t>
+      </w:r>
+      <w:r>
+        <w:rPr>
+          <w:rStyle w:val="VerbatimChar"/>
+          <w:b/>
+          <w:bCs/>
+        </w:rPr>
+        <w:t xml:space="preserve">NAME: &lt;rest&gt;</w:t>
+      </w:r>
+      <w:r>
+        <w:t xml:space="preserve"> </w:t>
+      </w:r>
+      <w:r>
+        <w:t xml:space="preserve">form operators</w:t>
+      </w:r>
+      <w:r>
+        <w:t xml:space="preserve"> </w:t>
+      </w:r>
+      <w:r>
+        <w:t xml:space="preserve">actually type (</w:t>
+      </w:r>
+      <w:r>
+        <w:rPr>
+          <w:rStyle w:val="VerbatimChar"/>
+        </w:rPr>
+        <w:t xml:space="preserve">ISSUE: subtitles are late</w:t>
+      </w:r>
+      <w:r>
+        <w:t xml:space="preserve">) — alongside the five above</w:t>
+      </w:r>
+      <w:r>
+        <w:t xml:space="preserve"> </w:t>
+      </w:r>
+      <w:r>
+        <w:t xml:space="preserve">(</w:t>
+      </w:r>
+      <w:r>
+        <w:rPr>
+          <w:rStyle w:val="VerbatimChar"/>
+        </w:rPr>
+        <w:t xml:space="preserve">BUG :: x</w:t>
+      </w:r>
+      <w:r>
+        <w:t xml:space="preserve"> </w:t>
+      </w:r>
+      <w:r>
+        <w:t xml:space="preserve">≡</w:t>
+      </w:r>
+      <w:r>
+        <w:t xml:space="preserve"> </w:t>
+      </w:r>
+      <w:r>
+        <w:rPr>
+          <w:rStyle w:val="VerbatimChar"/>
+        </w:rPr>
+        <w:t xml:space="preserve">BUG ---&gt; x</w:t>
+      </w:r>
+      <w:r>
+        <w:t xml:space="preserve"> </w:t>
+      </w:r>
+      <w:r>
+        <w:t xml:space="preserve">≡</w:t>
+      </w:r>
+      <w:r>
+        <w:t xml:space="preserve"> </w:t>
+      </w:r>
+      <w:r>
+        <w:rPr>
+          <w:rStyle w:val="VerbatimChar"/>
+        </w:rPr>
+        <w:t xml:space="preserve">/DEFAULT::BUG x</w:t>
+      </w:r>
+      <w:r>
+        <w:t xml:space="preserve"> </w:t>
+      </w:r>
+      <w:r>
+        <w:t xml:space="preserve">≡</w:t>
+      </w:r>
+      <w:r>
+        <w:t xml:space="preserve"> </w:t>
+      </w:r>
+      <w:r>
+        <w:rPr>
+          <w:rStyle w:val="VerbatimChar"/>
+        </w:rPr>
+        <w:t xml:space="preserve">BUG: x</w:t>
+      </w:r>
+      <w:r>
+        <w:t xml:space="preserve">). The single-colon</w:t>
+      </w:r>
+      <w:r>
+        <w:t xml:space="preserve"> </w:t>
+      </w:r>
+      <w:r>
+        <w:t xml:space="preserve">form is</w:t>
+      </w:r>
+      <w:r>
+        <w:t xml:space="preserve"> </w:t>
+      </w:r>
+      <w:r>
+        <w:rPr>
+          <w:b/>
+          <w:bCs/>
+        </w:rPr>
+        <w:t xml:space="preserve">REGISTERED-ACTION-ONLY by construction</w:t>
+      </w:r>
+      <w:r>
+        <w:t xml:space="preserve">: a single-colon token that</w:t>
+      </w:r>
+      <w:r>
+        <w:t xml:space="preserve"> </w:t>
+      </w:r>
+      <w:r>
+        <w:t xml:space="preserve">is NOT a registered action is a NO-OP (an ordinary prompt), NEVER an ASK and</w:t>
+      </w:r>
+      <w:r>
+        <w:t xml:space="preserve"> </w:t>
+      </w:r>
+      <w:r>
+        <w:t xml:space="preserve">NEVER a sub-system shortcut — because ordinary prose (</w:t>
+      </w:r>
+      <w:r>
+        <w:rPr>
+          <w:rStyle w:val="VerbatimChar"/>
+        </w:rPr>
+        <w:t xml:space="preserve">TODO:</w:t>
+      </w:r>
+      <w:r>
+        <w:t xml:space="preserve">,</w:t>
+      </w:r>
+      <w:r>
+        <w:t xml:space="preserve"> </w:t>
+      </w:r>
+      <w:r>
+        <w:rPr>
+          <w:rStyle w:val="VerbatimChar"/>
+        </w:rPr>
+        <w:t xml:space="preserve">WARNING:</w:t>
+      </w:r>
+      <w:r>
+        <w:t xml:space="preserve">,</w:t>
+      </w:r>
+      <w:r>
+        <w:t xml:space="preserve"> </w:t>
+      </w:r>
+      <w:r>
+        <w:rPr>
+          <w:rStyle w:val="VerbatimChar"/>
+        </w:rPr>
+        <w:t xml:space="preserve">FIXME:</w:t>
+      </w:r>
+      <w:r>
+        <w:t xml:space="preserve">) shares that shape and must never be questioned</w:t>
+      </w:r>
+      <w:r>
+        <w:t xml:space="preserve"> </w:t>
+      </w:r>
+      <w:r>
+        <w:t xml:space="preserve">(§11.4.6); the other five forms keep their ASK-on-unknown behaviour. Host</w:t>
+      </w:r>
+      <w:r>
+        <w:t xml:space="preserve"> </w:t>
+      </w:r>
+      <w:r>
+        <w:t xml:space="preserve">collisions use the EXISTING conflict mechanism: the bare</w:t>
+      </w:r>
+      <w:r>
+        <w:t xml:space="preserve"> </w:t>
+      </w:r>
+      <w:r>
+        <w:rPr>
+          <w:rStyle w:val="VerbatimChar"/>
+        </w:rPr>
+        <w:t xml:space="preserve">/bug</w:t>
+      </w:r>
+      <w:r>
+        <w:t xml:space="preserve"> </w:t>
+      </w:r>
+      <w:r>
+        <w:t xml:space="preserve">is a</w:t>
+      </w:r>
+      <w:r>
+        <w:t xml:space="preserve"> </w:t>
+      </w:r>
+      <w:r>
+        <w:t xml:space="preserve">documented Claude Code built-in, so</w:t>
+      </w:r>
+      <w:r>
+        <w:t xml:space="preserve"> </w:t>
+      </w:r>
+      <w:r>
+        <w:rPr>
+          <w:rStyle w:val="VerbatimChar"/>
+        </w:rPr>
+        <w:t xml:space="preserve">BUG</w:t>
+      </w:r>
+      <w:r>
+        <w:t xml:space="preserve"> </w:t>
+      </w:r>
+      <w:r>
+        <w:t xml:space="preserve">declares</w:t>
+      </w:r>
+      <w:r>
+        <w:t xml:space="preserve"> </w:t>
+      </w:r>
+      <w:r>
+        <w:rPr>
+          <w:rStyle w:val="VerbatimChar"/>
+        </w:rPr>
+        <w:t xml:space="preserve">slash_conflicts: [bug]</w:t>
+      </w:r>
+      <w:r>
+        <w:t xml:space="preserve"> </w:t>
+      </w:r>
+      <w:r>
+        <w:t xml:space="preserve">and its bare slash form is not honored —</w:t>
+      </w:r>
+      <w:r>
+        <w:t xml:space="preserve"> </w:t>
+      </w:r>
+      <w:r>
+        <w:rPr>
+          <w:rStyle w:val="VerbatimChar"/>
+        </w:rPr>
+        <w:t xml:space="preserve">/DEFAULT::BUG …</w:t>
+      </w:r>
+      <w:r>
+        <w:t xml:space="preserve"> </w:t>
+      </w:r>
+      <w:r>
+        <w:t xml:space="preserve">is always</w:t>
+      </w:r>
+      <w:r>
+        <w:t xml:space="preserve"> </w:t>
+      </w:r>
+      <w:r>
+        <w:t xml:space="preserve">unambiguous, and</w:t>
+      </w:r>
+      <w:r>
+        <w:t xml:space="preserve"> </w:t>
+      </w:r>
+      <w:r>
+        <w:rPr>
+          <w:rStyle w:val="VerbatimChar"/>
+        </w:rPr>
+        <w:t xml:space="preserve">BUG: …</w:t>
+      </w:r>
+      <w:r>
+        <w:t xml:space="preserve"> </w:t>
+      </w:r>
+      <w:r>
+        <w:t xml:space="preserve">/</w:t>
+      </w:r>
+      <w:r>
+        <w:t xml:space="preserve"> </w:t>
+      </w:r>
+      <w:r>
+        <w:rPr>
+          <w:rStyle w:val="VerbatimChar"/>
+        </w:rPr>
+        <w:t xml:space="preserve">BUG :: …</w:t>
+      </w:r>
+      <w:r>
+        <w:t xml:space="preserve"> </w:t>
+      </w:r>
+      <w:r>
+        <w:t xml:space="preserve">/</w:t>
+      </w:r>
+      <w:r>
+        <w:t xml:space="preserve"> </w:t>
+      </w:r>
+      <w:r>
+        <w:rPr>
+          <w:rStyle w:val="VerbatimChar"/>
+        </w:rPr>
+        <w:t xml:space="preserve">BUG ---&gt; …</w:t>
+      </w:r>
+      <w:r>
+        <w:t xml:space="preserve"> </w:t>
+      </w:r>
+      <w:r>
+        <w:t xml:space="preserve">are never affected.</w:t>
+      </w:r>
+      <w:r>
+        <w:t xml:space="preserve"> </w:t>
+      </w:r>
+      <w:r>
+        <w:t xml:space="preserve">On any of these directives you MUST create the item (Status §11.4.15 + Type</w:t>
+      </w:r>
+      <w:r>
+        <w:t xml:space="preserve"> </w:t>
+      </w:r>
+      <w:r>
+        <w:t xml:space="preserve">§11.4.16 + stable id §11.4.54 + comprehensive structured description</w:t>
+      </w:r>
+      <w:r>
+        <w:t xml:space="preserve"> </w:t>
+      </w:r>
+      <w:r>
+        <w:t xml:space="preserve">§11.4.148 / §11.4.171) via the project's reporting engine</w:t>
+      </w:r>
+      <w:r>
+        <w:t xml:space="preserve"> </w:t>
+      </w:r>
+      <w:r>
+        <w:t xml:space="preserve">(</w:t>
+      </w:r>
+      <w:r>
+        <w:rPr>
+          <w:rStyle w:val="VerbatimChar"/>
+        </w:rPr>
+        <w:t xml:space="preserve">constitution/scripts/reporting/report_item.sh</w:t>
+      </w:r>
+      <w:r>
+        <w:t xml:space="preserve">), which drives the FULL sync</w:t>
+      </w:r>
+      <w:r>
+        <w:t xml:space="preserve"> </w:t>
+      </w:r>
+      <w:r>
+        <w:t xml:space="preserve">— DB single-source-of-truth (§11.4.93 / §11.4.95) → every derived document</w:t>
+      </w:r>
+      <w:r>
+        <w:t xml:space="preserve"> </w:t>
+      </w:r>
+      <w:r>
+        <w:t xml:space="preserve">regenerated FROM the DB (§11.4.12 / §11.4.53 / §11.4.65 / §11.4.106) → every</w:t>
+      </w:r>
+      <w:r>
+        <w:t xml:space="preserve"> </w:t>
+      </w:r>
+      <w:r>
+        <w:t xml:space="preserve">configured external tracker (§11.4.148 D5) — SKIPPING with an honest reason</w:t>
+      </w:r>
+      <w:r>
+        <w:t xml:space="preserve"> </w:t>
+      </w:r>
+      <w:r>
+        <w:t xml:space="preserve">any tracker whose credentials or client are absent (§11.4.10 / §11.4.6 /</w:t>
+      </w:r>
+      <w:r>
+        <w:t xml:space="preserve"> </w:t>
+      </w:r>
+      <w:r>
+        <w:t xml:space="preserve">§11.4.3) and NEVER faking a push. A report that is discussed but never</w:t>
+      </w:r>
+      <w:r>
+        <w:t xml:space="preserve"> </w:t>
+      </w:r>
+      <w:r>
+        <w:t xml:space="preserve">tracked is a §11.4 PASS-bluff at the requirements-intake layer (§11.4.197).</w:t>
+      </w:r>
+    </w:p>
+    <w:p>
+      <w:pPr>
+        <w:pStyle w:val="BlockText"/>
+      </w:pPr>
+      <w:r>
+        <w:rPr>
+          <w:b/>
+          <w:bCs/>
+        </w:rPr>
+        <w:t xml:space="preserve">FEATURE — research-scheduling directive (§11.4.213, 2026-07-16).</w:t>
+      </w:r>
+      <w:r>
+        <w:t xml:space="preserve"> </w:t>
+      </w:r>
+      <w:r>
+        <w:t xml:space="preserve">A</w:t>
+      </w:r>
+      <w:r>
+        <w:t xml:space="preserve"> </w:t>
+      </w:r>
+      <w:r>
+        <w:t xml:space="preserve">fourth reporting-family action, structurally parallel to BUG/TASK/ISSUE but</w:t>
+      </w:r>
+      <w:r>
+        <w:t xml:space="preserve"> </w:t>
+      </w:r>
+      <w:r>
+        <w:t xml:space="preserve">distinct in kind: FEATURE SCHEDULES rather than synchronously executes. The</w:t>
+      </w:r>
+      <w:r>
+        <w:t xml:space="preserve"> </w:t>
+      </w:r>
+      <w:r>
+        <w:t xml:space="preserve">remainder of the prompt describes a feature to research and plan; the</w:t>
+      </w:r>
+      <w:r>
+        <w:t xml:space="preserve"> </w:t>
+      </w:r>
+      <w:r>
+        <w:t xml:space="preserve">directive creates a Type=Task / Status=Queued workable item NOW by invoking</w:t>
+      </w:r>
+      <w:r>
+        <w:t xml:space="preserve"> </w:t>
+      </w:r>
+      <w:r>
+        <w:t xml:space="preserve">the SAME</w:t>
+      </w:r>
+      <w:r>
+        <w:t xml:space="preserve"> </w:t>
+      </w:r>
+      <w:r>
+        <w:rPr>
+          <w:rStyle w:val="VerbatimChar"/>
+        </w:rPr>
+        <w:t xml:space="preserve">report_item.sh</w:t>
+      </w:r>
+      <w:r>
+        <w:t xml:space="preserve"> </w:t>
+      </w:r>
+      <w:r>
+        <w:t xml:space="preserve">engine (never a duplicate implementation of the</w:t>
+      </w:r>
+      <w:r>
+        <w:t xml:space="preserve"> </w:t>
+      </w:r>
+      <w:r>
+        <w:t xml:space="preserve">item-creation / DB-sync / tracker-push machinery) and enqueues it in a</w:t>
+      </w:r>
+      <w:r>
+        <w:t xml:space="preserve"> </w:t>
+      </w:r>
+      <w:r>
+        <w:t xml:space="preserve">durable</w:t>
+      </w:r>
+      <w:r>
+        <w:t xml:space="preserve"> </w:t>
+      </w:r>
+      <w:r>
+        <w:rPr>
+          <w:rStyle w:val="VerbatimChar"/>
+        </w:rPr>
+        <w:t xml:space="preserve">docs/requests/feature_queue.md</w:t>
+      </w:r>
+      <w:r>
+        <w:t xml:space="preserve"> </w:t>
+      </w:r>
+      <w:r>
+        <w:t xml:space="preserve">queue so it can never be silently</w:t>
+      </w:r>
+      <w:r>
+        <w:t xml:space="preserve"> </w:t>
+      </w:r>
+      <w:r>
+        <w:t xml:space="preserve">dropped. The item's comprehensive description embeds the full research</w:t>
+      </w:r>
+      <w:r>
+        <w:t xml:space="preserve"> </w:t>
+      </w:r>
+      <w:r>
+        <w:t xml:space="preserve">mandate as its acceptance-defining work program — deep web research on best</w:t>
+      </w:r>
+      <w:r>
+        <w:t xml:space="preserve"> </w:t>
+      </w:r>
+      <w:r>
+        <w:t xml:space="preserve">incorporation (§11.4.8 / §11.4.99 / §11.4.150), systematic-debug of every</w:t>
+      </w:r>
+      <w:r>
+        <w:t xml:space="preserve"> </w:t>
+      </w:r>
+      <w:r>
+        <w:t xml:space="preserve">enumerated weak-spot / gap / danger-zone with a risk-free rock-solid design</w:t>
+      </w:r>
+      <w:r>
+        <w:t xml:space="preserve"> </w:t>
+      </w:r>
+      <w:r>
+        <w:t xml:space="preserve">per gap (§11.4.102), always enterprise-grade / bleeding-edge / innovative,</w:t>
+      </w:r>
+      <w:r>
+        <w:t xml:space="preserve"> </w:t>
+      </w:r>
+      <w:r>
+        <w:t xml:space="preserve">exhaustive documentation down to lines-of-code + micro-POCs + diagrams + SQL</w:t>
+      </w:r>
+    </w:p>
+    <w:p>
+      <w:pPr>
+        <w:pStyle w:val="Compact"/>
+        <w:numPr>
+          <w:ilvl w:val="0"/>
+          <w:numId w:val="1002"/>
+        </w:numPr>
+      </w:pPr>
+      <w:r>
+        <w:t xml:space="preserve">templates (§11.4.65 / §11.4.73), reuse-first investigation of</w:t>
+      </w:r>
+      <w:r>
+        <w:t xml:space="preserve"> </w:t>
+      </w:r>
+      <w:r>
+        <w:t xml:space="preserve">vasic-digital / HelixDevelopment components kept decoupled (§11.4.28 /</w:t>
+      </w:r>
+      <w:r>
+        <w:t xml:space="preserve"> </w:t>
+      </w:r>
+      <w:r>
+        <w:t xml:space="preserve">§11.4.74 / §11.4.177), full test-type + Challenges + HelixQA planning</w:t>
+      </w:r>
+      <w:r>
+        <w:t xml:space="preserve"> </w:t>
+      </w:r>
+      <w:r>
+        <w:t xml:space="preserve">(§11.4.27 / §11.4.169), fine-grained phased/task/subtask breakdown,</w:t>
+      </w:r>
+      <w:r>
+        <w:t xml:space="preserve"> </w:t>
+      </w:r>
+      <w:r>
+        <w:t xml:space="preserve">enterprise-scalability + max-performance planning, OpenDesign UI/UX</w:t>
+      </w:r>
+      <w:r>
+        <w:t xml:space="preserve"> </w:t>
+      </w:r>
+      <w:r>
+        <w:t xml:space="preserve">wireframes where applicable (§11.4.162 / §11.4.190), full CodeGraph</w:t>
+      </w:r>
+      <w:r>
+        <w:t xml:space="preserve"> </w:t>
+      </w:r>
+      <w:r>
+        <w:t xml:space="preserve">integration (§11.4.78 / §11.4.79 / §11.4.80), and fully-synced workable</w:t>
+      </w:r>
+      <w:r>
+        <w:t xml:space="preserve"> </w:t>
+      </w:r>
+      <w:r>
+        <w:t xml:space="preserve">items across the SQLite SSoT + every connected external tracker (§11.4.93 /</w:t>
+      </w:r>
+      <w:r>
+        <w:t xml:space="preserve"> </w:t>
+      </w:r>
+      <w:r>
+        <w:t xml:space="preserve">§11.4.95 / §11.4.148 D5), honestly SKIPPING any absent tracker (§11.4.10).</w:t>
+      </w:r>
+      <w:r>
+        <w:t xml:space="preserve"> </w:t>
+      </w:r>
+      <w:r>
+        <w:t xml:space="preserve">The multi-day research itself is EXECUTED LATER by the standing autonomous</w:t>
+      </w:r>
+      <w:r>
+        <w:t xml:space="preserve"> </w:t>
+      </w:r>
+      <w:r>
+        <w:t xml:space="preserve">loop (§11.4.87 / §11.4.94 / §11.4.97 / §11.4.103 / §11.4.126) when it claims</w:t>
+      </w:r>
+      <w:r>
+        <w:t xml:space="preserve"> </w:t>
+      </w:r>
+      <w:r>
+        <w:t xml:space="preserve">the item, driven to a genuinely COMPLETED-and-wired or explicitly</w:t>
+      </w:r>
+      <w:r>
+        <w:t xml:space="preserve"> </w:t>
+      </w:r>
+      <w:r>
+        <w:t xml:space="preserve">evidence-backed CLOSED terminal state under §11.4.197 — never left un-wired</w:t>
+      </w:r>
+      <w:r>
+        <w:t xml:space="preserve"> </w:t>
+      </w:r>
+      <w:r>
+        <w:t xml:space="preserve">in the backlog; "scheduled" is never reported as "done" (§11.4.6).</w:t>
       </w:r>
     </w:p>
     <w:p>
@@ -2077,8 +3476,117 @@
       </w:pPr>
     </w:lvl>
   </w:abstractNum>
+  <w:abstractNum w:abstractNumId="991">
+    <w:nsid w:val="0000A991"/>
+    <w:multiLevelType w:val="multilevel"/>
+    <w:lvl w:ilvl="0">
+      <w:numFmt w:val="bullet"/>
+      <w:lvlText w:val=""/>
+      <w:lvlJc w:val="left"/>
+      <w:pPr>
+        <w:ind w:left="720" w:hanging="360"/>
+      </w:pPr>
+      <w:rPr>
+        <w:rFonts w:ascii="Symbol" w:hAnsi="Symbol" w:cs="Symbol" w:hint="default"/>
+      </w:rPr>
+    </w:lvl>
+    <w:lvl w:ilvl="1">
+      <w:numFmt w:val="bullet"/>
+      <w:lvlText w:val="o"/>
+      <w:lvlJc w:val="left"/>
+      <w:pPr>
+        <w:ind w:left="1440" w:hanging="360"/>
+      </w:pPr>
+      <w:rPr>
+        <w:rFonts w:ascii="Courier New" w:hAnsi="Courier New" w:cs="Courier New" w:hint="default"/>
+      </w:rPr>
+    </w:lvl>
+    <w:lvl w:ilvl="2">
+      <w:numFmt w:val="bullet"/>
+      <w:lvlText w:val=""/>
+      <w:lvlJc w:val="left"/>
+      <w:pPr>
+        <w:ind w:left="2160" w:hanging="360"/>
+      </w:pPr>
+      <w:rPr>
+        <w:rFonts w:ascii="Wingdings" w:hAnsi="Wingdings" w:cs="Wingdings" w:hint="default"/>
+      </w:rPr>
+    </w:lvl>
+    <w:lvl w:ilvl="3">
+      <w:numFmt w:val="bullet"/>
+      <w:lvlText w:val=""/>
+      <w:lvlJc w:val="left"/>
+      <w:pPr>
+        <w:ind w:left="2880" w:hanging="360"/>
+      </w:pPr>
+      <w:rPr>
+        <w:rFonts w:ascii="Symbol" w:hAnsi="Symbol" w:cs="Symbol" w:hint="default"/>
+      </w:rPr>
+    </w:lvl>
+    <w:lvl w:ilvl="4">
+      <w:numFmt w:val="bullet"/>
+      <w:lvlText w:val="o"/>
+      <w:lvlJc w:val="left"/>
+      <w:pPr>
+        <w:ind w:left="3600" w:hanging="360"/>
+      </w:pPr>
+      <w:rPr>
+        <w:rFonts w:ascii="Courier New" w:hAnsi="Courier New" w:cs="Courier New" w:hint="default"/>
+      </w:rPr>
+    </w:lvl>
+    <w:lvl w:ilvl="5">
+      <w:numFmt w:val="bullet"/>
+      <w:lvlText w:val=""/>
+      <w:lvlJc w:val="left"/>
+      <w:pPr>
+        <w:ind w:left="4320" w:hanging="360"/>
+      </w:pPr>
+      <w:rPr>
+        <w:rFonts w:ascii="Wingdings" w:hAnsi="Wingdings" w:cs="Wingdings" w:hint="default"/>
+      </w:rPr>
+    </w:lvl>
+    <w:lvl w:ilvl="6">
+      <w:numFmt w:val="bullet"/>
+      <w:lvlText w:val=""/>
+      <w:lvlJc w:val="left"/>
+      <w:pPr>
+        <w:ind w:left="5040" w:hanging="360"/>
+      </w:pPr>
+      <w:rPr>
+        <w:rFonts w:ascii="Symbol" w:hAnsi="Symbol" w:cs="Symbol" w:hint="default"/>
+      </w:rPr>
+    </w:lvl>
+    <w:lvl w:ilvl="7">
+      <w:numFmt w:val="bullet"/>
+      <w:lvlText w:val="o"/>
+      <w:lvlJc w:val="left"/>
+      <w:pPr>
+        <w:ind w:left="5760" w:hanging="360"/>
+      </w:pPr>
+      <w:rPr>
+        <w:rFonts w:ascii="Courier New" w:hAnsi="Courier New" w:cs="Courier New" w:hint="default"/>
+      </w:rPr>
+    </w:lvl>
+    <w:lvl w:ilvl="8">
+      <w:numFmt w:val="bullet"/>
+      <w:lvlText w:val=""/>
+      <w:lvlJc w:val="left"/>
+      <w:pPr>
+        <w:ind w:left="6480" w:hanging="360"/>
+      </w:pPr>
+      <w:rPr>
+        <w:rFonts w:ascii="Wingdings" w:hAnsi="Wingdings" w:cs="Wingdings" w:hint="default"/>
+      </w:rPr>
+    </w:lvl>
+  </w:abstractNum>
   <w:num w:numId="1000">
     <w:abstractNumId w:val="990"/>
+  </w:num>
+  <w:num w:numId="1001">
+    <w:abstractNumId w:val="991"/>
+  </w:num>
+  <w:num w:numId="1002">
+    <w:abstractNumId w:val="991"/>
   </w:num>
 </w:numbering>
 </file>
@@ -2143,8 +3651,8 @@
     </w:pPr>
     <w:rPr>
       <w:rFonts w:asciiTheme="majorHAnsi" w:cstheme="majorBidi" w:eastAsiaTheme="majorEastAsia" w:hAnsiTheme="majorHAnsi"/>
-      <w:sz w:val="56"/>
-      <w:szCs w:val="56"/>
+      <w:sz w:val="40"/>
+      <w:szCs w:val="40"/>
     </w:rPr>
   </w:style>
   <w:style w:customStyle="1" w:styleId="TitleChar" w:type="character">
@@ -2278,8 +3786,8 @@
     <w:rPr>
       <w:rFonts w:asciiTheme="majorHAnsi" w:cstheme="majorBidi" w:eastAsiaTheme="majorEastAsia" w:hAnsiTheme="majorHAnsi"/>
       <w:color w:themeColor="accent1" w:themeShade="BF" w:val="0F4761"/>
-      <w:sz w:val="40"/>
-      <w:szCs w:val="40"/>
+      <w:sz w:val="32"/>
+      <w:szCs w:val="32"/>
     </w:rPr>
   </w:style>
   <w:style w:styleId="Heading2" w:type="paragraph">
@@ -2301,8 +3809,8 @@
     <w:rPr>
       <w:rFonts w:asciiTheme="majorHAnsi" w:cstheme="majorBidi" w:eastAsiaTheme="majorEastAsia" w:hAnsiTheme="majorHAnsi"/>
       <w:color w:themeColor="accent1" w:themeShade="BF" w:val="0F4761"/>
-      <w:sz w:val="32"/>
-      <w:szCs w:val="32"/>
+      <w:sz w:val="26"/>
+      <w:szCs w:val="26"/>
     </w:rPr>
   </w:style>
   <w:style w:styleId="Heading3" w:type="paragraph">
@@ -2324,8 +3832,8 @@
     <w:rPr>
       <w:rFonts w:cstheme="majorBidi" w:eastAsiaTheme="majorEastAsia"/>
       <w:color w:themeColor="accent1" w:themeShade="BF" w:val="0F4761"/>
-      <w:sz w:val="28"/>
-      <w:szCs w:val="28"/>
+      <w:sz w:val="24"/>
+      <w:szCs w:val="24"/>
     </w:rPr>
   </w:style>
   <w:style w:styleId="Heading4" w:type="paragraph">
@@ -2345,6 +3853,8 @@
       <w:outlineLvl w:val="3"/>
     </w:pPr>
     <w:rPr>
+      <w:sz w:val="22"/>
+      <w:szCs w:val="22"/>
       <w:rFonts w:cstheme="majorBidi" w:eastAsiaTheme="majorEastAsia"/>
       <w:i/>
       <w:iCs/>
